--- a/1-2026-2027/1-M/1-Semester-1/2-/4- اوراق عمل/مهارات رقمية - اول متوسط - اسبوع 2 - (حل).docx
+++ b/1-2026-2027/1-M/1-Semester-1/2-/4- اوراق عمل/مهارات رقمية - اول متوسط - اسبوع 2 - (حل).docx
@@ -241,6 +241,7 @@
       <w:pPr>
         <w:tabs>
           <w:tab w:val="left" w:pos="2126"/>
+          <w:tab w:val="left" w:pos="5750"/>
         </w:tabs>
         <w:rPr>
           <w:sz w:val="36"/>
@@ -248,6 +249,14 @@
           <w:rtl/>
         </w:rPr>
       </w:pPr>
+      <w:r>
+        <w:rPr>
+          <w:sz w:val="36"/>
+          <w:szCs w:val="36"/>
+          <w:rtl/>
+        </w:rPr>
+        <w:tab/>
+      </w:r>
       <w:r>
         <w:rPr>
           <w:sz w:val="36"/>
@@ -258,8 +267,12 @@
       </w:r>
     </w:p>
     <w:sectPr>
-      <w:headerReference w:type="default" r:id="rId9"/>
-      <w:footerReference w:type="default" r:id="rId10"/>
+      <w:headerReference w:type="even" r:id="rId9"/>
+      <w:headerReference w:type="default" r:id="rId10"/>
+      <w:footerReference w:type="even" r:id="rId11"/>
+      <w:footerReference w:type="default" r:id="rId12"/>
+      <w:headerReference w:type="first" r:id="rId13"/>
+      <w:footerReference w:type="first" r:id="rId14"/>
       <w:pgSz w:w="11906" w:h="16838"/>
       <w:pgMar w:top="720" w:right="720" w:bottom="720" w:left="720" w:header="708" w:footer="708" w:gutter="0"/>
       <w:pgBorders w:offsetFrom="page">
@@ -303,6 +316,16 @@
 </file>
 
 <file path=word/footer1.xml><?xml version="1.0" encoding="utf-8"?>
+<w:ftr xmlns:wpc="http://schemas.microsoft.com/office/word/2010/wordprocessingCanvas" xmlns:cx="http://schemas.microsoft.com/office/drawing/2014/chartex" xmlns:cx1="http://schemas.microsoft.com/office/drawing/2015/9/8/chartex" xmlns:cx2="http://schemas.microsoft.com/office/drawing/2015/10/21/chartex" xmlns:cx3="http://schemas.microsoft.com/office/drawing/2016/5/9/chartex" xmlns:cx4="http://schemas.microsoft.com/office/drawing/2016/5/10/chartex" xmlns:cx5="http://schemas.microsoft.com/office/drawing/2016/5/11/chartex" xmlns:cx6="http://schemas.microsoft.com/office/drawing/2016/5/12/chartex" xmlns:cx7="http://schemas.microsoft.com/office/drawing/2016/5/13/chartex" xmlns:cx8="http://schemas.microsoft.com/office/drawing/2016/5/14/chartex" xmlns:mc="http://schemas.openxmlformats.org/markup-compatibility/2006" xmlns:aink="http://schemas.microsoft.com/office/drawing/2016/ink" xmlns:am3d="http://schemas.microsoft.com/office/drawing/2017/model3d" xmlns:o="urn:schemas-microsoft-com:office:office" xmlns:oel="http://schemas.microsoft.com/office/2019/extlst" xmlns:r="http://schemas.openxmlformats.org/officeDocument/2006/relationships" xmlns:m="http://schemas.openxmlformats.org/officeDocument/2006/math" xmlns:v="urn:schemas-microsoft-com:vml" xmlns:wp14="http://schemas.microsoft.com/office/word/2010/wordprocessingDrawing" xmlns:wp="http://schemas.openxmlformats.org/drawingml/2006/wordprocessingDrawing" xmlns:w10="urn:schemas-microsoft-com:office:word" xmlns:w="http://schemas.openxmlformats.org/wordprocessingml/2006/main" xmlns:w14="http://schemas.microsoft.com/office/word/2010/wordml" xmlns:w15="http://schemas.microsoft.com/office/word/2012/wordml" xmlns:w16cex="http://schemas.microsoft.com/office/word/2018/wordml/cex" xmlns:w16cid="http://schemas.microsoft.com/office/word/2016/wordml/cid" xmlns:w16="http://schemas.microsoft.com/office/word/2018/wordml" xmlns:w16du="http://schemas.microsoft.com/office/word/2023/wordml/word16du" xmlns:w16sdtdh="http://schemas.microsoft.com/office/word/2020/wordml/sdtdatahash" xmlns:w16sdtfl="http://schemas.microsoft.com/office/word/2024/wordml/sdtformatlock" xmlns:w16se="http://schemas.microsoft.com/office/word/2015/wordml/symex" xmlns:wpg="http://schemas.microsoft.com/office/word/2010/wordprocessingGroup" xmlns:wpi="http://schemas.microsoft.com/office/word/2010/wordprocessingInk" xmlns:wne="http://schemas.microsoft.com/office/word/2006/wordml" xmlns:wps="http://schemas.microsoft.com/office/word/2010/wordprocessingShape" mc:Ignorable="w14 w15 w16se w16cid w16 w16cex w16sdtdh w16sdtfl w16du wp14">
+  <w:p>
+    <w:pPr>
+      <w:pStyle w:val="Footer"/>
+    </w:pPr>
+  </w:p>
+</w:ftr>
+</file>
+
+<file path=word/footer2.xml><?xml version="1.0" encoding="utf-8"?>
 <w:ftr xmlns:wpc="http://schemas.microsoft.com/office/word/2010/wordprocessingCanvas" xmlns:cx="http://schemas.microsoft.com/office/drawing/2014/chartex" xmlns:cx1="http://schemas.microsoft.com/office/drawing/2015/9/8/chartex" xmlns:cx2="http://schemas.microsoft.com/office/drawing/2015/10/21/chartex" xmlns:cx3="http://schemas.microsoft.com/office/drawing/2016/5/9/chartex" xmlns:cx4="http://schemas.microsoft.com/office/drawing/2016/5/10/chartex" xmlns:cx5="http://schemas.microsoft.com/office/drawing/2016/5/11/chartex" xmlns:cx6="http://schemas.microsoft.com/office/drawing/2016/5/12/chartex" xmlns:cx7="http://schemas.microsoft.com/office/drawing/2016/5/13/chartex" xmlns:cx8="http://schemas.microsoft.com/office/drawing/2016/5/14/chartex" xmlns:mc="http://schemas.openxmlformats.org/markup-compatibility/2006" xmlns:aink="http://schemas.microsoft.com/office/drawing/2016/ink" xmlns:am3d="http://schemas.microsoft.com/office/drawing/2017/model3d" xmlns:o="urn:schemas-microsoft-com:office:office" xmlns:oel="http://schemas.microsoft.com/office/2019/extlst" xmlns:r="http://schemas.openxmlformats.org/officeDocument/2006/relationships" xmlns:m="http://schemas.openxmlformats.org/officeDocument/2006/math" xmlns:v="urn:schemas-microsoft-com:vml" xmlns:wp14="http://schemas.microsoft.com/office/word/2010/wordprocessingDrawing" xmlns:wp="http://schemas.openxmlformats.org/drawingml/2006/wordprocessingDrawing" xmlns:w10="urn:schemas-microsoft-com:office:word" xmlns:w="http://schemas.openxmlformats.org/wordprocessingml/2006/main" xmlns:w14="http://schemas.microsoft.com/office/word/2010/wordml" xmlns:w15="http://schemas.microsoft.com/office/word/2012/wordml" xmlns:w16cex="http://schemas.microsoft.com/office/word/2018/wordml/cex" xmlns:w16cid="http://schemas.microsoft.com/office/word/2016/wordml/cid" xmlns:w16="http://schemas.microsoft.com/office/word/2018/wordml" xmlns:w16du="http://schemas.microsoft.com/office/word/2023/wordml/word16du" xmlns:w16sdtdh="http://schemas.microsoft.com/office/word/2020/wordml/sdtdatahash" xmlns:w16sdtfl="http://schemas.microsoft.com/office/word/2024/wordml/sdtformatlock" xmlns:w16se="http://schemas.microsoft.com/office/word/2015/wordml/symex" xmlns:wpg="http://schemas.microsoft.com/office/word/2010/wordprocessingGroup" xmlns:wpi="http://schemas.microsoft.com/office/word/2010/wordprocessingInk" xmlns:wne="http://schemas.microsoft.com/office/word/2006/wordml" xmlns:wps="http://schemas.microsoft.com/office/word/2010/wordprocessingShape" mc:Ignorable="w14 w15 w16se w16cid w16 w16cex w16sdtdh w16sdtfl w16du wp14">
   <w:tbl>
     <w:tblPr>
@@ -345,25 +368,7 @@
               <w:rtl/>
               <w:lang w:bidi="ar-EG"/>
             </w:rPr>
-            <w:t xml:space="preserve">معلم </w:t>
-          </w:r>
-          <w:proofErr w:type="gramStart"/>
-          <w:r>
-            <w:rPr>
-              <w:rFonts w:hint="cs"/>
-              <w:rtl/>
-              <w:lang w:bidi="ar-EG"/>
-            </w:rPr>
-            <w:t>المادة :</w:t>
-          </w:r>
-          <w:proofErr w:type="gramEnd"/>
-          <w:r>
-            <w:rPr>
-              <w:rFonts w:hint="cs"/>
-              <w:rtl/>
-              <w:lang w:bidi="ar-EG"/>
-            </w:rPr>
-            <w:t xml:space="preserve"> م</w:t>
+            <w:t>معلم المادة : م</w:t>
           </w:r>
           <w:r>
             <w:rPr>
@@ -395,25 +400,15 @@
               <w:rtl/>
               <w:lang w:bidi="ar-EG"/>
             </w:rPr>
-            <w:t xml:space="preserve">مشرف </w:t>
+            <w:t xml:space="preserve">مشرف المادة : </w:t>
           </w:r>
-          <w:proofErr w:type="gramStart"/>
           <w:r>
             <w:rPr>
               <w:rFonts w:hint="cs"/>
               <w:rtl/>
               <w:lang w:bidi="ar-EG"/>
             </w:rPr>
-            <w:t>المادة :</w:t>
-          </w:r>
-          <w:proofErr w:type="gramEnd"/>
-          <w:r>
-            <w:rPr>
-              <w:rFonts w:hint="cs"/>
-              <w:rtl/>
-              <w:lang w:bidi="ar-EG"/>
-            </w:rPr>
-            <w:t xml:space="preserve"> د / رضا حرب</w:t>
+            <w:t>بهاء المهدي</w:t>
           </w:r>
         </w:p>
       </w:tc>
@@ -437,25 +432,7 @@
               <w:rtl/>
               <w:lang w:bidi="ar-EG"/>
             </w:rPr>
-            <w:t xml:space="preserve">مدير </w:t>
-          </w:r>
-          <w:proofErr w:type="gramStart"/>
-          <w:r>
-            <w:rPr>
-              <w:rFonts w:hint="cs"/>
-              <w:rtl/>
-              <w:lang w:bidi="ar-EG"/>
-            </w:rPr>
-            <w:t>المدرسة :</w:t>
-          </w:r>
-          <w:proofErr w:type="gramEnd"/>
-          <w:r>
-            <w:rPr>
-              <w:rFonts w:hint="cs"/>
-              <w:rtl/>
-              <w:lang w:bidi="ar-EG"/>
-            </w:rPr>
-            <w:t xml:space="preserve"> مشعل </w:t>
+            <w:t xml:space="preserve">مدير المدرسة : مشعل </w:t>
           </w:r>
           <w:r>
             <w:rPr>
@@ -488,6 +465,16 @@
 </w:ftr>
 </file>
 
+<file path=word/footer3.xml><?xml version="1.0" encoding="utf-8"?>
+<w:ftr xmlns:wpc="http://schemas.microsoft.com/office/word/2010/wordprocessingCanvas" xmlns:cx="http://schemas.microsoft.com/office/drawing/2014/chartex" xmlns:cx1="http://schemas.microsoft.com/office/drawing/2015/9/8/chartex" xmlns:cx2="http://schemas.microsoft.com/office/drawing/2015/10/21/chartex" xmlns:cx3="http://schemas.microsoft.com/office/drawing/2016/5/9/chartex" xmlns:cx4="http://schemas.microsoft.com/office/drawing/2016/5/10/chartex" xmlns:cx5="http://schemas.microsoft.com/office/drawing/2016/5/11/chartex" xmlns:cx6="http://schemas.microsoft.com/office/drawing/2016/5/12/chartex" xmlns:cx7="http://schemas.microsoft.com/office/drawing/2016/5/13/chartex" xmlns:cx8="http://schemas.microsoft.com/office/drawing/2016/5/14/chartex" xmlns:mc="http://schemas.openxmlformats.org/markup-compatibility/2006" xmlns:aink="http://schemas.microsoft.com/office/drawing/2016/ink" xmlns:am3d="http://schemas.microsoft.com/office/drawing/2017/model3d" xmlns:o="urn:schemas-microsoft-com:office:office" xmlns:oel="http://schemas.microsoft.com/office/2019/extlst" xmlns:r="http://schemas.openxmlformats.org/officeDocument/2006/relationships" xmlns:m="http://schemas.openxmlformats.org/officeDocument/2006/math" xmlns:v="urn:schemas-microsoft-com:vml" xmlns:wp14="http://schemas.microsoft.com/office/word/2010/wordprocessingDrawing" xmlns:wp="http://schemas.openxmlformats.org/drawingml/2006/wordprocessingDrawing" xmlns:w10="urn:schemas-microsoft-com:office:word" xmlns:w="http://schemas.openxmlformats.org/wordprocessingml/2006/main" xmlns:w14="http://schemas.microsoft.com/office/word/2010/wordml" xmlns:w15="http://schemas.microsoft.com/office/word/2012/wordml" xmlns:w16cex="http://schemas.microsoft.com/office/word/2018/wordml/cex" xmlns:w16cid="http://schemas.microsoft.com/office/word/2016/wordml/cid" xmlns:w16="http://schemas.microsoft.com/office/word/2018/wordml" xmlns:w16du="http://schemas.microsoft.com/office/word/2023/wordml/word16du" xmlns:w16sdtdh="http://schemas.microsoft.com/office/word/2020/wordml/sdtdatahash" xmlns:w16sdtfl="http://schemas.microsoft.com/office/word/2024/wordml/sdtformatlock" xmlns:w16se="http://schemas.microsoft.com/office/word/2015/wordml/symex" xmlns:wpg="http://schemas.microsoft.com/office/word/2010/wordprocessingGroup" xmlns:wpi="http://schemas.microsoft.com/office/word/2010/wordprocessingInk" xmlns:wne="http://schemas.microsoft.com/office/word/2006/wordml" xmlns:wps="http://schemas.microsoft.com/office/word/2010/wordprocessingShape" mc:Ignorable="w14 w15 w16se w16cid w16 w16cex w16sdtdh w16sdtfl w16du wp14">
+  <w:p>
+    <w:pPr>
+      <w:pStyle w:val="Footer"/>
+    </w:pPr>
+  </w:p>
+</w:ftr>
+</file>
+
 <file path=word/footnotes.xml><?xml version="1.0" encoding="utf-8"?>
 <w:footnotes xmlns:wpc="http://schemas.microsoft.com/office/word/2010/wordprocessingCanvas" xmlns:cx="http://schemas.microsoft.com/office/drawing/2014/chartex" xmlns:cx1="http://schemas.microsoft.com/office/drawing/2015/9/8/chartex" xmlns:cx2="http://schemas.microsoft.com/office/drawing/2015/10/21/chartex" xmlns:cx3="http://schemas.microsoft.com/office/drawing/2016/5/9/chartex" xmlns:cx4="http://schemas.microsoft.com/office/drawing/2016/5/10/chartex" xmlns:cx5="http://schemas.microsoft.com/office/drawing/2016/5/11/chartex" xmlns:cx6="http://schemas.microsoft.com/office/drawing/2016/5/12/chartex" xmlns:cx7="http://schemas.microsoft.com/office/drawing/2016/5/13/chartex" xmlns:cx8="http://schemas.microsoft.com/office/drawing/2016/5/14/chartex" xmlns:mc="http://schemas.openxmlformats.org/markup-compatibility/2006" xmlns:aink="http://schemas.microsoft.com/office/drawing/2016/ink" xmlns:am3d="http://schemas.microsoft.com/office/drawing/2017/model3d" xmlns:o="urn:schemas-microsoft-com:office:office" xmlns:oel="http://schemas.microsoft.com/office/2019/extlst" xmlns:r="http://schemas.openxmlformats.org/officeDocument/2006/relationships" xmlns:m="http://schemas.openxmlformats.org/officeDocument/2006/math" xmlns:v="urn:schemas-microsoft-com:vml" xmlns:wp14="http://schemas.microsoft.com/office/word/2010/wordprocessingDrawing" xmlns:wp="http://schemas.openxmlformats.org/drawingml/2006/wordprocessingDrawing" xmlns:w10="urn:schemas-microsoft-com:office:word" xmlns:w="http://schemas.openxmlformats.org/wordprocessingml/2006/main" xmlns:w14="http://schemas.microsoft.com/office/word/2010/wordml" xmlns:w15="http://schemas.microsoft.com/office/word/2012/wordml" xmlns:w16cex="http://schemas.microsoft.com/office/word/2018/wordml/cex" xmlns:w16cid="http://schemas.microsoft.com/office/word/2016/wordml/cid" xmlns:w16="http://schemas.microsoft.com/office/word/2018/wordml" xmlns:w16du="http://schemas.microsoft.com/office/word/2023/wordml/word16du" xmlns:w16sdtdh="http://schemas.microsoft.com/office/word/2020/wordml/sdtdatahash" xmlns:w16sdtfl="http://schemas.microsoft.com/office/word/2024/wordml/sdtformatlock" xmlns:w16se="http://schemas.microsoft.com/office/word/2015/wordml/symex" xmlns:wpg="http://schemas.microsoft.com/office/word/2010/wordprocessingGroup" xmlns:wpi="http://schemas.microsoft.com/office/word/2010/wordprocessingInk" xmlns:wne="http://schemas.microsoft.com/office/word/2006/wordml" xmlns:wps="http://schemas.microsoft.com/office/word/2010/wordprocessingShape" mc:Ignorable="w14 w15 w16se w16cid w16 w16cex w16sdtdh w16sdtfl w16du wp14">
   <w:footnote w:type="separator" w:id="-1">
@@ -514,6 +501,16 @@
 </file>
 
 <file path=word/header1.xml><?xml version="1.0" encoding="utf-8"?>
+<w:hdr xmlns:wpc="http://schemas.microsoft.com/office/word/2010/wordprocessingCanvas" xmlns:cx="http://schemas.microsoft.com/office/drawing/2014/chartex" xmlns:cx1="http://schemas.microsoft.com/office/drawing/2015/9/8/chartex" xmlns:cx2="http://schemas.microsoft.com/office/drawing/2015/10/21/chartex" xmlns:cx3="http://schemas.microsoft.com/office/drawing/2016/5/9/chartex" xmlns:cx4="http://schemas.microsoft.com/office/drawing/2016/5/10/chartex" xmlns:cx5="http://schemas.microsoft.com/office/drawing/2016/5/11/chartex" xmlns:cx6="http://schemas.microsoft.com/office/drawing/2016/5/12/chartex" xmlns:cx7="http://schemas.microsoft.com/office/drawing/2016/5/13/chartex" xmlns:cx8="http://schemas.microsoft.com/office/drawing/2016/5/14/chartex" xmlns:mc="http://schemas.openxmlformats.org/markup-compatibility/2006" xmlns:aink="http://schemas.microsoft.com/office/drawing/2016/ink" xmlns:am3d="http://schemas.microsoft.com/office/drawing/2017/model3d" xmlns:o="urn:schemas-microsoft-com:office:office" xmlns:oel="http://schemas.microsoft.com/office/2019/extlst" xmlns:r="http://schemas.openxmlformats.org/officeDocument/2006/relationships" xmlns:m="http://schemas.openxmlformats.org/officeDocument/2006/math" xmlns:v="urn:schemas-microsoft-com:vml" xmlns:wp14="http://schemas.microsoft.com/office/word/2010/wordprocessingDrawing" xmlns:wp="http://schemas.openxmlformats.org/drawingml/2006/wordprocessingDrawing" xmlns:w10="urn:schemas-microsoft-com:office:word" xmlns:w="http://schemas.openxmlformats.org/wordprocessingml/2006/main" xmlns:w14="http://schemas.microsoft.com/office/word/2010/wordml" xmlns:w15="http://schemas.microsoft.com/office/word/2012/wordml" xmlns:w16cex="http://schemas.microsoft.com/office/word/2018/wordml/cex" xmlns:w16cid="http://schemas.microsoft.com/office/word/2016/wordml/cid" xmlns:w16="http://schemas.microsoft.com/office/word/2018/wordml" xmlns:w16du="http://schemas.microsoft.com/office/word/2023/wordml/word16du" xmlns:w16sdtdh="http://schemas.microsoft.com/office/word/2020/wordml/sdtdatahash" xmlns:w16sdtfl="http://schemas.microsoft.com/office/word/2024/wordml/sdtformatlock" xmlns:w16se="http://schemas.microsoft.com/office/word/2015/wordml/symex" xmlns:wpg="http://schemas.microsoft.com/office/word/2010/wordprocessingGroup" xmlns:wpi="http://schemas.microsoft.com/office/word/2010/wordprocessingInk" xmlns:wne="http://schemas.microsoft.com/office/word/2006/wordml" xmlns:wps="http://schemas.microsoft.com/office/word/2010/wordprocessingShape" mc:Ignorable="w14 w15 w16se w16cid w16 w16cex w16sdtdh w16sdtfl w16du wp14">
+  <w:p>
+    <w:pPr>
+      <w:pStyle w:val="Header"/>
+    </w:pPr>
+  </w:p>
+</w:hdr>
+</file>
+
+<file path=word/header2.xml><?xml version="1.0" encoding="utf-8"?>
 <w:hdr xmlns:wpc="http://schemas.microsoft.com/office/word/2010/wordprocessingCanvas" xmlns:cx="http://schemas.microsoft.com/office/drawing/2014/chartex" xmlns:cx1="http://schemas.microsoft.com/office/drawing/2015/9/8/chartex" xmlns:cx2="http://schemas.microsoft.com/office/drawing/2015/10/21/chartex" xmlns:cx3="http://schemas.microsoft.com/office/drawing/2016/5/9/chartex" xmlns:cx4="http://schemas.microsoft.com/office/drawing/2016/5/10/chartex" xmlns:cx5="http://schemas.microsoft.com/office/drawing/2016/5/11/chartex" xmlns:cx6="http://schemas.microsoft.com/office/drawing/2016/5/12/chartex" xmlns:cx7="http://schemas.microsoft.com/office/drawing/2016/5/13/chartex" xmlns:cx8="http://schemas.microsoft.com/office/drawing/2016/5/14/chartex" xmlns:mc="http://schemas.openxmlformats.org/markup-compatibility/2006" xmlns:aink="http://schemas.microsoft.com/office/drawing/2016/ink" xmlns:am3d="http://schemas.microsoft.com/office/drawing/2017/model3d" xmlns:o="urn:schemas-microsoft-com:office:office" xmlns:oel="http://schemas.microsoft.com/office/2019/extlst" xmlns:r="http://schemas.openxmlformats.org/officeDocument/2006/relationships" xmlns:m="http://schemas.openxmlformats.org/officeDocument/2006/math" xmlns:v="urn:schemas-microsoft-com:vml" xmlns:wp14="http://schemas.microsoft.com/office/word/2010/wordprocessingDrawing" xmlns:wp="http://schemas.openxmlformats.org/drawingml/2006/wordprocessingDrawing" xmlns:w10="urn:schemas-microsoft-com:office:word" xmlns:w="http://schemas.openxmlformats.org/wordprocessingml/2006/main" xmlns:w14="http://schemas.microsoft.com/office/word/2010/wordml" xmlns:w15="http://schemas.microsoft.com/office/word/2012/wordml" xmlns:w16cex="http://schemas.microsoft.com/office/word/2018/wordml/cex" xmlns:w16cid="http://schemas.microsoft.com/office/word/2016/wordml/cid" xmlns:w16="http://schemas.microsoft.com/office/word/2018/wordml" xmlns:w16du="http://schemas.microsoft.com/office/word/2023/wordml/word16du" xmlns:w16sdtdh="http://schemas.microsoft.com/office/word/2020/wordml/sdtdatahash" xmlns:w16sdtfl="http://schemas.microsoft.com/office/word/2024/wordml/sdtformatlock" xmlns:w16se="http://schemas.microsoft.com/office/word/2015/wordml/symex" xmlns:wpg="http://schemas.microsoft.com/office/word/2010/wordprocessingGroup" xmlns:wpi="http://schemas.microsoft.com/office/word/2010/wordprocessingInk" xmlns:wne="http://schemas.microsoft.com/office/word/2006/wordml" xmlns:wps="http://schemas.microsoft.com/office/word/2010/wordprocessingShape" mc:Ignorable="w14 w15 w16se w16cid w16 w16cex w16sdtdh w16sdtfl w16du wp14">
   <w:p>
     <w:pPr>
@@ -688,20 +685,7 @@
                               <w:rtl/>
                               <w:lang w:eastAsia="ar-SA"/>
                             </w:rPr>
-                            <w:t xml:space="preserve">ورقة رقم </w:t>
-                          </w:r>
-                          <w:proofErr w:type="gramStart"/>
-                          <w:r>
-                            <w:rPr>
-                              <w:rFonts w:ascii="Times New Roman" w:eastAsia="Times New Roman" w:hAnsi="Times New Roman" w:cs="AL-Mohanad Bold"/>
-                              <w:b/>
-                              <w:bCs/>
-                              <w:sz w:val="20"/>
-                              <w:szCs w:val="20"/>
-                              <w:rtl/>
-                              <w:lang w:eastAsia="ar-SA"/>
-                            </w:rPr>
-                            <w:t xml:space="preserve">( </w:t>
+                            <w:t xml:space="preserve">ورقة رقم ( </w:t>
                           </w:r>
                           <w:r>
                             <w:rPr>
@@ -715,7 +699,6 @@
                             </w:rPr>
                             <w:t>2</w:t>
                           </w:r>
-                          <w:proofErr w:type="gramEnd"/>
                           <w:r>
                             <w:rPr>
                               <w:rFonts w:ascii="Times New Roman" w:eastAsia="Times New Roman" w:hAnsi="Times New Roman" w:cs="AL-Mohanad Bold"/>
@@ -726,20 +709,7 @@
                               <w:rtl/>
                               <w:lang w:eastAsia="ar-SA"/>
                             </w:rPr>
-                            <w:t xml:space="preserve"> </w:t>
-                          </w:r>
-                          <w:proofErr w:type="gramStart"/>
-                          <w:r>
-                            <w:rPr>
-                              <w:rFonts w:ascii="Times New Roman" w:eastAsia="Times New Roman" w:hAnsi="Times New Roman" w:cs="AL-Mohanad Bold"/>
-                              <w:b/>
-                              <w:bCs/>
-                              <w:sz w:val="20"/>
-                              <w:szCs w:val="20"/>
-                              <w:rtl/>
-                              <w:lang w:eastAsia="ar-SA"/>
-                            </w:rPr>
-                            <w:t xml:space="preserve">) </w:t>
+                            <w:t xml:space="preserve"> ) </w:t>
                           </w:r>
                           <w:r>
                             <w:rPr>
@@ -763,20 +733,7 @@
                               <w:rtl/>
                               <w:lang w:eastAsia="ar-SA"/>
                             </w:rPr>
-                            <w:t>(</w:t>
-                          </w:r>
-                          <w:proofErr w:type="gramEnd"/>
-                          <w:r>
-                            <w:rPr>
-                              <w:rFonts w:ascii="Times New Roman" w:eastAsia="Times New Roman" w:hAnsi="Times New Roman" w:cs="AL-Mohanad Bold"/>
-                              <w:b/>
-                              <w:bCs/>
-                              <w:sz w:val="20"/>
-                              <w:szCs w:val="20"/>
-                              <w:rtl/>
-                              <w:lang w:eastAsia="ar-SA"/>
-                            </w:rPr>
-                            <w:t>حل)</w:t>
+                            <w:t>(حل)</w:t>
                           </w:r>
                         </w:p>
                         <w:p>
@@ -1365,6 +1322,16 @@
       </w:rPr>
       <w:t>ــــــــــــــــــــــــــــــــــــــــــــــــــــــــــــــــــــــــــــــــــــــــــــــــــــــــــــــــــــــــــــــــــــــــــــــــــــــــــــــــــــــــــــــــــــــــــــــ</w:t>
     </w:r>
+  </w:p>
+</w:hdr>
+</file>
+
+<file path=word/header3.xml><?xml version="1.0" encoding="utf-8"?>
+<w:hdr xmlns:wpc="http://schemas.microsoft.com/office/word/2010/wordprocessingCanvas" xmlns:cx="http://schemas.microsoft.com/office/drawing/2014/chartex" xmlns:cx1="http://schemas.microsoft.com/office/drawing/2015/9/8/chartex" xmlns:cx2="http://schemas.microsoft.com/office/drawing/2015/10/21/chartex" xmlns:cx3="http://schemas.microsoft.com/office/drawing/2016/5/9/chartex" xmlns:cx4="http://schemas.microsoft.com/office/drawing/2016/5/10/chartex" xmlns:cx5="http://schemas.microsoft.com/office/drawing/2016/5/11/chartex" xmlns:cx6="http://schemas.microsoft.com/office/drawing/2016/5/12/chartex" xmlns:cx7="http://schemas.microsoft.com/office/drawing/2016/5/13/chartex" xmlns:cx8="http://schemas.microsoft.com/office/drawing/2016/5/14/chartex" xmlns:mc="http://schemas.openxmlformats.org/markup-compatibility/2006" xmlns:aink="http://schemas.microsoft.com/office/drawing/2016/ink" xmlns:am3d="http://schemas.microsoft.com/office/drawing/2017/model3d" xmlns:o="urn:schemas-microsoft-com:office:office" xmlns:oel="http://schemas.microsoft.com/office/2019/extlst" xmlns:r="http://schemas.openxmlformats.org/officeDocument/2006/relationships" xmlns:m="http://schemas.openxmlformats.org/officeDocument/2006/math" xmlns:v="urn:schemas-microsoft-com:vml" xmlns:wp14="http://schemas.microsoft.com/office/word/2010/wordprocessingDrawing" xmlns:wp="http://schemas.openxmlformats.org/drawingml/2006/wordprocessingDrawing" xmlns:w10="urn:schemas-microsoft-com:office:word" xmlns:w="http://schemas.openxmlformats.org/wordprocessingml/2006/main" xmlns:w14="http://schemas.microsoft.com/office/word/2010/wordml" xmlns:w15="http://schemas.microsoft.com/office/word/2012/wordml" xmlns:w16cex="http://schemas.microsoft.com/office/word/2018/wordml/cex" xmlns:w16cid="http://schemas.microsoft.com/office/word/2016/wordml/cid" xmlns:w16="http://schemas.microsoft.com/office/word/2018/wordml" xmlns:w16du="http://schemas.microsoft.com/office/word/2023/wordml/word16du" xmlns:w16sdtdh="http://schemas.microsoft.com/office/word/2020/wordml/sdtdatahash" xmlns:w16sdtfl="http://schemas.microsoft.com/office/word/2024/wordml/sdtformatlock" xmlns:w16se="http://schemas.microsoft.com/office/word/2015/wordml/symex" xmlns:wpg="http://schemas.microsoft.com/office/word/2010/wordprocessingGroup" xmlns:wpi="http://schemas.microsoft.com/office/word/2010/wordprocessingInk" xmlns:wne="http://schemas.microsoft.com/office/word/2006/wordml" xmlns:wps="http://schemas.microsoft.com/office/word/2010/wordprocessingShape" mc:Ignorable="w14 w15 w16se w16cid w16 w16cex w16sdtdh w16sdtfl w16du wp14">
+  <w:p>
+    <w:pPr>
+      <w:pStyle w:val="Header"/>
+    </w:pPr>
   </w:p>
 </w:hdr>
 </file>
